--- a/plugins/fire-service/skills/udostovereniya-pozhari/assets/udostoverenie_template.docx
+++ b/plugins/fire-service/skills/udostovereniya-pozhari/assets/udostoverenie_template.docx
@@ -4,15 +4,15 @@
   <w:body>
     <w:tbl>
       <w:tblPr>
-        <w:tblpPr w:leftFromText="141" w:rightFromText="141" w:vertAnchor="text" w:horzAnchor="margin" w:tblpY="-291"/>
-        <w:tblW w:w="10008" w:type="dxa"/>
+        <w:tblpPr w:leftFromText="141" w:rightFromText="141" w:vertAnchor="text" w:horzAnchor="margin" w:tblpY="-291" w:tblpXSpec="center"/>
+        <w:tblW w:w="10188" w:type="dxa"/>
         <w:tblBorders>
           <w:bottom w:val="single" w:sz="4" w:space="0" w:color="auto"/>
         </w:tblBorders>
         <w:tblLook w:val="01E0" w:firstRow="1" w:lastRow="1" w:firstColumn="1" w:lastColumn="1" w:noHBand="0" w:noVBand="0"/>
       </w:tblPr>
       <w:tblGrid>
-        <w:gridCol w:w="10008"/>
+        <w:gridCol w:w="10188"/>
       </w:tblGrid>
       <w:tr>
         <w:trPr>
@@ -20,7 +20,7 @@
         </w:trPr>
         <w:tc>
           <w:tcPr>
-            <w:tcW w:w="10008" w:type="dxa"/>
+            <w:tcW w:w="10188" w:type="dxa"/>
             <w:shd w:val="clear" w:color="auto" w:fill="auto"/>
           </w:tcPr>
           <w:p>
@@ -34,9 +34,9 @@
               <w:jc w:val="center"/>
               <w:rPr>
                 <w:color w:val="000000"/>
-                <w:spacing w:val="-16"/>
-                <w:sz w:val="32"/>
-                <w:szCs w:val="32"/>
+                <w:spacing w:val="32"/>
+                <w:sz w:val="28"/>
+                <w:szCs w:val="28"/>
               </w:rPr>
             </w:pPr>
             <w:bookmarkStart w:id="0" w:name="_GoBack"/>
@@ -44,9 +44,9 @@
             <w:r>
               <w:rPr>
                 <w:color w:val="000000"/>
-                <w:spacing w:val="-16"/>
-                <w:sz w:val="32"/>
-                <w:szCs w:val="32"/>
+                <w:spacing w:val="32"/>
+                <w:sz w:val="28"/>
+                <w:szCs w:val="28"/>
               </w:rPr>
               <w:t>МИНИСТЕРСТВО НА ВЪТРЕШНИТЕ РАБОТИ</w:t>
             </w:r>
@@ -62,7 +62,7 @@
               <w:autoSpaceDE w:val="0"/>
               <w:autoSpaceDN w:val="0"/>
               <w:adjustRightInd w:val="0"/>
-              <w:spacing w:line="320" w:lineRule="exact"/>
+              <w:spacing w:before="120" w:line="320" w:lineRule="exact"/>
               <w:jc w:val="center"/>
               <w:rPr>
                 <w:color w:val="000000"/>
@@ -92,23 +92,23 @@
               <w:autoSpaceDE w:val="0"/>
               <w:autoSpaceDN w:val="0"/>
               <w:adjustRightInd w:val="0"/>
-              <w:spacing w:line="320" w:lineRule="exact"/>
+              <w:spacing w:before="120" w:line="320" w:lineRule="exact"/>
               <w:jc w:val="center"/>
               <w:rPr>
                 <w:color w:val="000000"/>
                 <w:spacing w:val="-16"/>
-                <w:sz w:val="28"/>
-                <w:szCs w:val="28"/>
+                <w:sz w:val="24"/>
+                <w:szCs w:val="24"/>
               </w:rPr>
             </w:pPr>
             <w:r>
               <w:rPr>
                 <w:color w:val="000000"/>
                 <w:spacing w:val="-16"/>
-                <w:sz w:val="28"/>
-                <w:szCs w:val="28"/>
-              </w:rPr>
-              <w:t>РЕГИОНАЛНА ДИРЕКЦИЯ „ПБЗН” – ПЛЕВЕН</w:t>
+                <w:sz w:val="24"/>
+                <w:szCs w:val="24"/>
+              </w:rPr>
+              <w:t>РЕГИОНАЛНА ДИРЕКЦИЯ „ПОЖАРНА БЕЗОПАСНОСТ И ЗАЩИТА НА НАСЕЛЕНИЕТО” – ПЛЕВЕН</w:t>
             </w:r>
           </w:p>
         </w:tc>
